--- a/adpro/uber-mnda-adpro.docx
+++ b/adpro/uber-mnda-adpro.docx
@@ -62,7 +62,7 @@
           <w:sz w:val="20"/>
           <w:szCs w:val="20"/>
         </w:rPr>
-        <w:t>[</w:t>
+        <w:t/>
       </w:r>
       <w:proofErr w:type="spellStart"/>
       <w:r>
@@ -72,7 +72,7 @@
           <w:sz w:val="20"/>
           <w:szCs w:val="20"/>
         </w:rPr>
-        <w:t>Effective_Date</w:t>
+        <w:t>25th day of August 2026</w:t>
       </w:r>
       <w:proofErr w:type="spellEnd"/>
       <w:r>
@@ -82,7 +82,7 @@
           <w:sz w:val="20"/>
           <w:szCs w:val="20"/>
         </w:rPr>
-        <w:t>],</w:t>
+        <w:t>,</w:t>
       </w:r>
       <w:r>
         <w:rPr>
